--- a/14_ACP01/ACP01 - Module 4 - Cloud Technology & Services/ACP01 - Module 4.9 - Storage.docx
+++ b/14_ACP01/ACP01 - Module 4 - Cloud Technology & Services/ACP01 - Module 4.9 - Storage.docx
@@ -46,6 +46,9 @@
     </w:p>
     <w:p>
       <w:r>
+        <w:rPr>
+          <w:noProof/>
+        </w:rPr>
         <w:lastRenderedPageBreak/>
         <w:drawing>
           <wp:inline distT="0" distB="0" distL="0" distR="0" wp14:anchorId="2DD8270F" wp14:editId="585F2E68">
@@ -179,6 +182,9 @@
     <w:p/>
     <w:p>
       <w:r>
+        <w:rPr>
+          <w:noProof/>
+        </w:rPr>
         <w:lastRenderedPageBreak/>
         <w:drawing>
           <wp:inline distT="0" distB="0" distL="0" distR="0" wp14:anchorId="4269183F" wp14:editId="54D3F2D7">
@@ -220,6 +226,9 @@
     <w:p/>
     <w:p>
       <w:r>
+        <w:rPr>
+          <w:noProof/>
+        </w:rPr>
         <w:drawing>
           <wp:inline distT="0" distB="0" distL="0" distR="0" wp14:anchorId="4B7B137A" wp14:editId="59BA8DF5">
             <wp:extent cx="8863330" cy="2126615"/>
@@ -259,6 +268,9 @@
     </w:p>
     <w:p>
       <w:r>
+        <w:rPr>
+          <w:noProof/>
+        </w:rPr>
         <w:lastRenderedPageBreak/>
         <w:drawing>
           <wp:inline distT="0" distB="0" distL="0" distR="0" wp14:anchorId="7B730DEB" wp14:editId="2F301ECA">
@@ -299,6 +311,9 @@
     </w:p>
     <w:p>
       <w:r>
+        <w:rPr>
+          <w:noProof/>
+        </w:rPr>
         <w:lastRenderedPageBreak/>
         <w:drawing>
           <wp:inline distT="0" distB="0" distL="0" distR="0" wp14:anchorId="5D4DF0D6" wp14:editId="28FAF237">
@@ -343,6 +358,9 @@
     <w:p/>
     <w:p>
       <w:r>
+        <w:rPr>
+          <w:noProof/>
+        </w:rPr>
         <w:lastRenderedPageBreak/>
         <w:drawing>
           <wp:inline distT="0" distB="0" distL="0" distR="0" wp14:anchorId="6D4F30F8" wp14:editId="12169C79">
@@ -381,7 +399,654 @@
         </w:drawing>
       </w:r>
     </w:p>
+    <w:p>
+      <w:r>
+        <w:rPr>
+          <w:noProof/>
+        </w:rPr>
+        <w:drawing>
+          <wp:inline distT="0" distB="0" distL="0" distR="0" wp14:anchorId="6E32888C" wp14:editId="52E42AA0">
+            <wp:extent cx="6989197" cy="5192948"/>
+            <wp:effectExtent l="0" t="0" r="2540" b="8255"/>
+            <wp:docPr id="133876284" name="Picture 1"/>
+            <wp:cNvGraphicFramePr>
+              <a:graphicFrameLocks xmlns:a="http://schemas.openxmlformats.org/drawingml/2006/main" noChangeAspect="1"/>
+            </wp:cNvGraphicFramePr>
+            <a:graphic xmlns:a="http://schemas.openxmlformats.org/drawingml/2006/main">
+              <a:graphicData uri="http://schemas.openxmlformats.org/drawingml/2006/picture">
+                <pic:pic xmlns:pic="http://schemas.openxmlformats.org/drawingml/2006/picture">
+                  <pic:nvPicPr>
+                    <pic:cNvPr id="133876284" name=""/>
+                    <pic:cNvPicPr/>
+                  </pic:nvPicPr>
+                  <pic:blipFill>
+                    <a:blip r:embed="rId14"/>
+                    <a:stretch>
+                      <a:fillRect/>
+                    </a:stretch>
+                  </pic:blipFill>
+                  <pic:spPr>
+                    <a:xfrm>
+                      <a:off x="0" y="0"/>
+                      <a:ext cx="6991040" cy="5194317"/>
+                    </a:xfrm>
+                    <a:prstGeom prst="rect">
+                      <a:avLst/>
+                    </a:prstGeom>
+                  </pic:spPr>
+                </pic:pic>
+              </a:graphicData>
+            </a:graphic>
+          </wp:inline>
+        </w:drawing>
+      </w:r>
+    </w:p>
     <w:p/>
+    <w:p>
+      <w:r>
+        <w:lastRenderedPageBreak/>
+        <w:drawing>
+          <wp:inline distT="0" distB="0" distL="0" distR="0" wp14:anchorId="299B6CBE" wp14:editId="16B7DE63">
+            <wp:extent cx="8863330" cy="3729355"/>
+            <wp:effectExtent l="0" t="0" r="0" b="4445"/>
+            <wp:docPr id="258626666" name="Picture 1"/>
+            <wp:cNvGraphicFramePr>
+              <a:graphicFrameLocks xmlns:a="http://schemas.openxmlformats.org/drawingml/2006/main" noChangeAspect="1"/>
+            </wp:cNvGraphicFramePr>
+            <a:graphic xmlns:a="http://schemas.openxmlformats.org/drawingml/2006/main">
+              <a:graphicData uri="http://schemas.openxmlformats.org/drawingml/2006/picture">
+                <pic:pic xmlns:pic="http://schemas.openxmlformats.org/drawingml/2006/picture">
+                  <pic:nvPicPr>
+                    <pic:cNvPr id="258626666" name=""/>
+                    <pic:cNvPicPr/>
+                  </pic:nvPicPr>
+                  <pic:blipFill>
+                    <a:blip r:embed="rId15"/>
+                    <a:stretch>
+                      <a:fillRect/>
+                    </a:stretch>
+                  </pic:blipFill>
+                  <pic:spPr>
+                    <a:xfrm>
+                      <a:off x="0" y="0"/>
+                      <a:ext cx="8863330" cy="3729355"/>
+                    </a:xfrm>
+                    <a:prstGeom prst="rect">
+                      <a:avLst/>
+                    </a:prstGeom>
+                  </pic:spPr>
+                </pic:pic>
+              </a:graphicData>
+            </a:graphic>
+          </wp:inline>
+        </w:drawing>
+      </w:r>
+    </w:p>
+    <w:p>
+      <w:r>
+        <w:lastRenderedPageBreak/>
+        <w:drawing>
+          <wp:inline distT="0" distB="0" distL="0" distR="0" wp14:anchorId="627EF827" wp14:editId="17436F45">
+            <wp:extent cx="8863330" cy="4519930"/>
+            <wp:effectExtent l="0" t="0" r="0" b="0"/>
+            <wp:docPr id="865935331" name="Picture 1"/>
+            <wp:cNvGraphicFramePr>
+              <a:graphicFrameLocks xmlns:a="http://schemas.openxmlformats.org/drawingml/2006/main" noChangeAspect="1"/>
+            </wp:cNvGraphicFramePr>
+            <a:graphic xmlns:a="http://schemas.openxmlformats.org/drawingml/2006/main">
+              <a:graphicData uri="http://schemas.openxmlformats.org/drawingml/2006/picture">
+                <pic:pic xmlns:pic="http://schemas.openxmlformats.org/drawingml/2006/picture">
+                  <pic:nvPicPr>
+                    <pic:cNvPr id="865935331" name=""/>
+                    <pic:cNvPicPr/>
+                  </pic:nvPicPr>
+                  <pic:blipFill>
+                    <a:blip r:embed="rId16"/>
+                    <a:stretch>
+                      <a:fillRect/>
+                    </a:stretch>
+                  </pic:blipFill>
+                  <pic:spPr>
+                    <a:xfrm>
+                      <a:off x="0" y="0"/>
+                      <a:ext cx="8863330" cy="4519930"/>
+                    </a:xfrm>
+                    <a:prstGeom prst="rect">
+                      <a:avLst/>
+                    </a:prstGeom>
+                  </pic:spPr>
+                </pic:pic>
+              </a:graphicData>
+            </a:graphic>
+          </wp:inline>
+        </w:drawing>
+      </w:r>
+    </w:p>
+    <w:p>
+      <w:r>
+        <w:lastRenderedPageBreak/>
+        <w:drawing>
+          <wp:inline distT="0" distB="0" distL="0" distR="0" wp14:anchorId="0A095722" wp14:editId="2E0FEF7D">
+            <wp:extent cx="8863330" cy="4672965"/>
+            <wp:effectExtent l="0" t="0" r="0" b="0"/>
+            <wp:docPr id="1558312982" name="Picture 1"/>
+            <wp:cNvGraphicFramePr>
+              <a:graphicFrameLocks xmlns:a="http://schemas.openxmlformats.org/drawingml/2006/main" noChangeAspect="1"/>
+            </wp:cNvGraphicFramePr>
+            <a:graphic xmlns:a="http://schemas.openxmlformats.org/drawingml/2006/main">
+              <a:graphicData uri="http://schemas.openxmlformats.org/drawingml/2006/picture">
+                <pic:pic xmlns:pic="http://schemas.openxmlformats.org/drawingml/2006/picture">
+                  <pic:nvPicPr>
+                    <pic:cNvPr id="1558312982" name=""/>
+                    <pic:cNvPicPr/>
+                  </pic:nvPicPr>
+                  <pic:blipFill>
+                    <a:blip r:embed="rId17"/>
+                    <a:stretch>
+                      <a:fillRect/>
+                    </a:stretch>
+                  </pic:blipFill>
+                  <pic:spPr>
+                    <a:xfrm>
+                      <a:off x="0" y="0"/>
+                      <a:ext cx="8863330" cy="4672965"/>
+                    </a:xfrm>
+                    <a:prstGeom prst="rect">
+                      <a:avLst/>
+                    </a:prstGeom>
+                  </pic:spPr>
+                </pic:pic>
+              </a:graphicData>
+            </a:graphic>
+          </wp:inline>
+        </w:drawing>
+      </w:r>
+    </w:p>
+    <w:p>
+      <w:r>
+        <w:lastRenderedPageBreak/>
+        <w:drawing>
+          <wp:inline distT="0" distB="0" distL="0" distR="0" wp14:anchorId="751A2AED" wp14:editId="270C1417">
+            <wp:extent cx="8863330" cy="2909570"/>
+            <wp:effectExtent l="0" t="0" r="0" b="5080"/>
+            <wp:docPr id="1257112896" name="Picture 1"/>
+            <wp:cNvGraphicFramePr>
+              <a:graphicFrameLocks xmlns:a="http://schemas.openxmlformats.org/drawingml/2006/main" noChangeAspect="1"/>
+            </wp:cNvGraphicFramePr>
+            <a:graphic xmlns:a="http://schemas.openxmlformats.org/drawingml/2006/main">
+              <a:graphicData uri="http://schemas.openxmlformats.org/drawingml/2006/picture">
+                <pic:pic xmlns:pic="http://schemas.openxmlformats.org/drawingml/2006/picture">
+                  <pic:nvPicPr>
+                    <pic:cNvPr id="1257112896" name=""/>
+                    <pic:cNvPicPr/>
+                  </pic:nvPicPr>
+                  <pic:blipFill>
+                    <a:blip r:embed="rId18"/>
+                    <a:stretch>
+                      <a:fillRect/>
+                    </a:stretch>
+                  </pic:blipFill>
+                  <pic:spPr>
+                    <a:xfrm>
+                      <a:off x="0" y="0"/>
+                      <a:ext cx="8863330" cy="2909570"/>
+                    </a:xfrm>
+                    <a:prstGeom prst="rect">
+                      <a:avLst/>
+                    </a:prstGeom>
+                  </pic:spPr>
+                </pic:pic>
+              </a:graphicData>
+            </a:graphic>
+          </wp:inline>
+        </w:drawing>
+      </w:r>
+    </w:p>
+    <w:p>
+      <w:r>
+        <w:lastRenderedPageBreak/>
+        <w:drawing>
+          <wp:inline distT="0" distB="0" distL="0" distR="0" wp14:anchorId="5DC8F3EB" wp14:editId="1A971E8B">
+            <wp:extent cx="8863330" cy="4112895"/>
+            <wp:effectExtent l="0" t="0" r="0" b="1905"/>
+            <wp:docPr id="594962126" name="Picture 1"/>
+            <wp:cNvGraphicFramePr>
+              <a:graphicFrameLocks xmlns:a="http://schemas.openxmlformats.org/drawingml/2006/main" noChangeAspect="1"/>
+            </wp:cNvGraphicFramePr>
+            <a:graphic xmlns:a="http://schemas.openxmlformats.org/drawingml/2006/main">
+              <a:graphicData uri="http://schemas.openxmlformats.org/drawingml/2006/picture">
+                <pic:pic xmlns:pic="http://schemas.openxmlformats.org/drawingml/2006/picture">
+                  <pic:nvPicPr>
+                    <pic:cNvPr id="594962126" name=""/>
+                    <pic:cNvPicPr/>
+                  </pic:nvPicPr>
+                  <pic:blipFill>
+                    <a:blip r:embed="rId19"/>
+                    <a:stretch>
+                      <a:fillRect/>
+                    </a:stretch>
+                  </pic:blipFill>
+                  <pic:spPr>
+                    <a:xfrm>
+                      <a:off x="0" y="0"/>
+                      <a:ext cx="8863330" cy="4112895"/>
+                    </a:xfrm>
+                    <a:prstGeom prst="rect">
+                      <a:avLst/>
+                    </a:prstGeom>
+                  </pic:spPr>
+                </pic:pic>
+              </a:graphicData>
+            </a:graphic>
+          </wp:inline>
+        </w:drawing>
+      </w:r>
+    </w:p>
+    <w:p>
+      <w:r>
+        <w:lastRenderedPageBreak/>
+        <w:drawing>
+          <wp:inline distT="0" distB="0" distL="0" distR="0" wp14:anchorId="2221F7A5" wp14:editId="19A158CB">
+            <wp:extent cx="8863330" cy="4702810"/>
+            <wp:effectExtent l="0" t="0" r="0" b="2540"/>
+            <wp:docPr id="22520167" name="Picture 1"/>
+            <wp:cNvGraphicFramePr>
+              <a:graphicFrameLocks xmlns:a="http://schemas.openxmlformats.org/drawingml/2006/main" noChangeAspect="1"/>
+            </wp:cNvGraphicFramePr>
+            <a:graphic xmlns:a="http://schemas.openxmlformats.org/drawingml/2006/main">
+              <a:graphicData uri="http://schemas.openxmlformats.org/drawingml/2006/picture">
+                <pic:pic xmlns:pic="http://schemas.openxmlformats.org/drawingml/2006/picture">
+                  <pic:nvPicPr>
+                    <pic:cNvPr id="22520167" name=""/>
+                    <pic:cNvPicPr/>
+                  </pic:nvPicPr>
+                  <pic:blipFill>
+                    <a:blip r:embed="rId20"/>
+                    <a:stretch>
+                      <a:fillRect/>
+                    </a:stretch>
+                  </pic:blipFill>
+                  <pic:spPr>
+                    <a:xfrm>
+                      <a:off x="0" y="0"/>
+                      <a:ext cx="8863330" cy="4702810"/>
+                    </a:xfrm>
+                    <a:prstGeom prst="rect">
+                      <a:avLst/>
+                    </a:prstGeom>
+                  </pic:spPr>
+                </pic:pic>
+              </a:graphicData>
+            </a:graphic>
+          </wp:inline>
+        </w:drawing>
+      </w:r>
+    </w:p>
+    <w:p>
+      <w:r>
+        <w:lastRenderedPageBreak/>
+        <w:drawing>
+          <wp:inline distT="0" distB="0" distL="0" distR="0" wp14:anchorId="50DA0C93" wp14:editId="4FF6DB9A">
+            <wp:extent cx="8863330" cy="4860290"/>
+            <wp:effectExtent l="0" t="0" r="0" b="0"/>
+            <wp:docPr id="631988533" name="Picture 1"/>
+            <wp:cNvGraphicFramePr>
+              <a:graphicFrameLocks xmlns:a="http://schemas.openxmlformats.org/drawingml/2006/main" noChangeAspect="1"/>
+            </wp:cNvGraphicFramePr>
+            <a:graphic xmlns:a="http://schemas.openxmlformats.org/drawingml/2006/main">
+              <a:graphicData uri="http://schemas.openxmlformats.org/drawingml/2006/picture">
+                <pic:pic xmlns:pic="http://schemas.openxmlformats.org/drawingml/2006/picture">
+                  <pic:nvPicPr>
+                    <pic:cNvPr id="631988533" name=""/>
+                    <pic:cNvPicPr/>
+                  </pic:nvPicPr>
+                  <pic:blipFill>
+                    <a:blip r:embed="rId21"/>
+                    <a:stretch>
+                      <a:fillRect/>
+                    </a:stretch>
+                  </pic:blipFill>
+                  <pic:spPr>
+                    <a:xfrm>
+                      <a:off x="0" y="0"/>
+                      <a:ext cx="8863330" cy="4860290"/>
+                    </a:xfrm>
+                    <a:prstGeom prst="rect">
+                      <a:avLst/>
+                    </a:prstGeom>
+                  </pic:spPr>
+                </pic:pic>
+              </a:graphicData>
+            </a:graphic>
+          </wp:inline>
+        </w:drawing>
+      </w:r>
+    </w:p>
+    <w:p/>
+    <w:p/>
+    <w:p/>
+    <w:p/>
+    <w:p/>
+    <w:p>
+      <w:r>
+        <w:lastRenderedPageBreak/>
+        <w:drawing>
+          <wp:inline distT="0" distB="0" distL="0" distR="0" wp14:anchorId="64F60C0B" wp14:editId="4E38FD54">
+            <wp:extent cx="8583223" cy="895475"/>
+            <wp:effectExtent l="0" t="0" r="8890" b="0"/>
+            <wp:docPr id="591108825" name="Picture 1"/>
+            <wp:cNvGraphicFramePr>
+              <a:graphicFrameLocks xmlns:a="http://schemas.openxmlformats.org/drawingml/2006/main" noChangeAspect="1"/>
+            </wp:cNvGraphicFramePr>
+            <a:graphic xmlns:a="http://schemas.openxmlformats.org/drawingml/2006/main">
+              <a:graphicData uri="http://schemas.openxmlformats.org/drawingml/2006/picture">
+                <pic:pic xmlns:pic="http://schemas.openxmlformats.org/drawingml/2006/picture">
+                  <pic:nvPicPr>
+                    <pic:cNvPr id="591108825" name=""/>
+                    <pic:cNvPicPr/>
+                  </pic:nvPicPr>
+                  <pic:blipFill>
+                    <a:blip r:embed="rId22"/>
+                    <a:stretch>
+                      <a:fillRect/>
+                    </a:stretch>
+                  </pic:blipFill>
+                  <pic:spPr>
+                    <a:xfrm>
+                      <a:off x="0" y="0"/>
+                      <a:ext cx="8583223" cy="895475"/>
+                    </a:xfrm>
+                    <a:prstGeom prst="rect">
+                      <a:avLst/>
+                    </a:prstGeom>
+                  </pic:spPr>
+                </pic:pic>
+              </a:graphicData>
+            </a:graphic>
+          </wp:inline>
+        </w:drawing>
+      </w:r>
+    </w:p>
+    <w:p>
+      <w:r>
+        <w:drawing>
+          <wp:inline distT="0" distB="0" distL="0" distR="0" wp14:anchorId="7D3FBA5D" wp14:editId="4A1BAEC5">
+            <wp:extent cx="8582660" cy="4868099"/>
+            <wp:effectExtent l="0" t="0" r="8890" b="8890"/>
+            <wp:docPr id="1893565307" name="Picture 1"/>
+            <wp:cNvGraphicFramePr>
+              <a:graphicFrameLocks xmlns:a="http://schemas.openxmlformats.org/drawingml/2006/main" noChangeAspect="1"/>
+            </wp:cNvGraphicFramePr>
+            <a:graphic xmlns:a="http://schemas.openxmlformats.org/drawingml/2006/main">
+              <a:graphicData uri="http://schemas.openxmlformats.org/drawingml/2006/picture">
+                <pic:pic xmlns:pic="http://schemas.openxmlformats.org/drawingml/2006/picture">
+                  <pic:nvPicPr>
+                    <pic:cNvPr id="1893565307" name=""/>
+                    <pic:cNvPicPr/>
+                  </pic:nvPicPr>
+                  <pic:blipFill>
+                    <a:blip r:embed="rId23"/>
+                    <a:stretch>
+                      <a:fillRect/>
+                    </a:stretch>
+                  </pic:blipFill>
+                  <pic:spPr>
+                    <a:xfrm>
+                      <a:off x="0" y="0"/>
+                      <a:ext cx="8591791" cy="4873278"/>
+                    </a:xfrm>
+                    <a:prstGeom prst="rect">
+                      <a:avLst/>
+                    </a:prstGeom>
+                  </pic:spPr>
+                </pic:pic>
+              </a:graphicData>
+            </a:graphic>
+          </wp:inline>
+        </w:drawing>
+      </w:r>
+    </w:p>
+    <w:p/>
+    <w:p/>
+    <w:p>
+      <w:r>
+        <w:lastRenderedPageBreak/>
+        <w:drawing>
+          <wp:inline distT="0" distB="0" distL="0" distR="0" wp14:anchorId="451DB0B2" wp14:editId="2F913652">
+            <wp:extent cx="8863330" cy="2686685"/>
+            <wp:effectExtent l="0" t="0" r="0" b="0"/>
+            <wp:docPr id="1233307434" name="Picture 1"/>
+            <wp:cNvGraphicFramePr>
+              <a:graphicFrameLocks xmlns:a="http://schemas.openxmlformats.org/drawingml/2006/main" noChangeAspect="1"/>
+            </wp:cNvGraphicFramePr>
+            <a:graphic xmlns:a="http://schemas.openxmlformats.org/drawingml/2006/main">
+              <a:graphicData uri="http://schemas.openxmlformats.org/drawingml/2006/picture">
+                <pic:pic xmlns:pic="http://schemas.openxmlformats.org/drawingml/2006/picture">
+                  <pic:nvPicPr>
+                    <pic:cNvPr id="1233307434" name=""/>
+                    <pic:cNvPicPr/>
+                  </pic:nvPicPr>
+                  <pic:blipFill>
+                    <a:blip r:embed="rId24"/>
+                    <a:stretch>
+                      <a:fillRect/>
+                    </a:stretch>
+                  </pic:blipFill>
+                  <pic:spPr>
+                    <a:xfrm>
+                      <a:off x="0" y="0"/>
+                      <a:ext cx="8863330" cy="2686685"/>
+                    </a:xfrm>
+                    <a:prstGeom prst="rect">
+                      <a:avLst/>
+                    </a:prstGeom>
+                  </pic:spPr>
+                </pic:pic>
+              </a:graphicData>
+            </a:graphic>
+          </wp:inline>
+        </w:drawing>
+      </w:r>
+    </w:p>
+    <w:p>
+      <w:r>
+        <w:lastRenderedPageBreak/>
+        <w:drawing>
+          <wp:inline distT="0" distB="0" distL="0" distR="0" wp14:anchorId="20A2E2DC" wp14:editId="1020797D">
+            <wp:extent cx="8863330" cy="4129405"/>
+            <wp:effectExtent l="0" t="0" r="0" b="4445"/>
+            <wp:docPr id="475142869" name="Picture 1"/>
+            <wp:cNvGraphicFramePr>
+              <a:graphicFrameLocks xmlns:a="http://schemas.openxmlformats.org/drawingml/2006/main" noChangeAspect="1"/>
+            </wp:cNvGraphicFramePr>
+            <a:graphic xmlns:a="http://schemas.openxmlformats.org/drawingml/2006/main">
+              <a:graphicData uri="http://schemas.openxmlformats.org/drawingml/2006/picture">
+                <pic:pic xmlns:pic="http://schemas.openxmlformats.org/drawingml/2006/picture">
+                  <pic:nvPicPr>
+                    <pic:cNvPr id="475142869" name=""/>
+                    <pic:cNvPicPr/>
+                  </pic:nvPicPr>
+                  <pic:blipFill>
+                    <a:blip r:embed="rId25"/>
+                    <a:stretch>
+                      <a:fillRect/>
+                    </a:stretch>
+                  </pic:blipFill>
+                  <pic:spPr>
+                    <a:xfrm>
+                      <a:off x="0" y="0"/>
+                      <a:ext cx="8863330" cy="4129405"/>
+                    </a:xfrm>
+                    <a:prstGeom prst="rect">
+                      <a:avLst/>
+                    </a:prstGeom>
+                  </pic:spPr>
+                </pic:pic>
+              </a:graphicData>
+            </a:graphic>
+          </wp:inline>
+        </w:drawing>
+      </w:r>
+    </w:p>
+    <w:p>
+      <w:r>
+        <w:lastRenderedPageBreak/>
+        <w:drawing>
+          <wp:inline distT="0" distB="0" distL="0" distR="0" wp14:anchorId="3E6ABFFE" wp14:editId="099568C4">
+            <wp:extent cx="8863330" cy="4799965"/>
+            <wp:effectExtent l="0" t="0" r="0" b="635"/>
+            <wp:docPr id="1301377638" name="Picture 1"/>
+            <wp:cNvGraphicFramePr>
+              <a:graphicFrameLocks xmlns:a="http://schemas.openxmlformats.org/drawingml/2006/main" noChangeAspect="1"/>
+            </wp:cNvGraphicFramePr>
+            <a:graphic xmlns:a="http://schemas.openxmlformats.org/drawingml/2006/main">
+              <a:graphicData uri="http://schemas.openxmlformats.org/drawingml/2006/picture">
+                <pic:pic xmlns:pic="http://schemas.openxmlformats.org/drawingml/2006/picture">
+                  <pic:nvPicPr>
+                    <pic:cNvPr id="1301377638" name=""/>
+                    <pic:cNvPicPr/>
+                  </pic:nvPicPr>
+                  <pic:blipFill>
+                    <a:blip r:embed="rId26"/>
+                    <a:stretch>
+                      <a:fillRect/>
+                    </a:stretch>
+                  </pic:blipFill>
+                  <pic:spPr>
+                    <a:xfrm>
+                      <a:off x="0" y="0"/>
+                      <a:ext cx="8863330" cy="4799965"/>
+                    </a:xfrm>
+                    <a:prstGeom prst="rect">
+                      <a:avLst/>
+                    </a:prstGeom>
+                  </pic:spPr>
+                </pic:pic>
+              </a:graphicData>
+            </a:graphic>
+          </wp:inline>
+        </w:drawing>
+      </w:r>
+    </w:p>
+    <w:p>
+      <w:r>
+        <w:lastRenderedPageBreak/>
+        <w:drawing>
+          <wp:inline distT="0" distB="0" distL="0" distR="0" wp14:anchorId="4E81AD50" wp14:editId="1816E306">
+            <wp:extent cx="8863330" cy="4714875"/>
+            <wp:effectExtent l="0" t="0" r="0" b="9525"/>
+            <wp:docPr id="391606895" name="Picture 1"/>
+            <wp:cNvGraphicFramePr>
+              <a:graphicFrameLocks xmlns:a="http://schemas.openxmlformats.org/drawingml/2006/main" noChangeAspect="1"/>
+            </wp:cNvGraphicFramePr>
+            <a:graphic xmlns:a="http://schemas.openxmlformats.org/drawingml/2006/main">
+              <a:graphicData uri="http://schemas.openxmlformats.org/drawingml/2006/picture">
+                <pic:pic xmlns:pic="http://schemas.openxmlformats.org/drawingml/2006/picture">
+                  <pic:nvPicPr>
+                    <pic:cNvPr id="391606895" name=""/>
+                    <pic:cNvPicPr/>
+                  </pic:nvPicPr>
+                  <pic:blipFill>
+                    <a:blip r:embed="rId27"/>
+                    <a:stretch>
+                      <a:fillRect/>
+                    </a:stretch>
+                  </pic:blipFill>
+                  <pic:spPr>
+                    <a:xfrm>
+                      <a:off x="0" y="0"/>
+                      <a:ext cx="8863330" cy="4714875"/>
+                    </a:xfrm>
+                    <a:prstGeom prst="rect">
+                      <a:avLst/>
+                    </a:prstGeom>
+                  </pic:spPr>
+                </pic:pic>
+              </a:graphicData>
+            </a:graphic>
+          </wp:inline>
+        </w:drawing>
+      </w:r>
+    </w:p>
+    <w:p>
+      <w:r>
+        <w:lastRenderedPageBreak/>
+        <w:drawing>
+          <wp:inline distT="0" distB="0" distL="0" distR="0" wp14:anchorId="7050BAEC" wp14:editId="2C632B12">
+            <wp:extent cx="7974965" cy="4121751"/>
+            <wp:effectExtent l="0" t="0" r="6985" b="0"/>
+            <wp:docPr id="456557951" name="Picture 1"/>
+            <wp:cNvGraphicFramePr>
+              <a:graphicFrameLocks xmlns:a="http://schemas.openxmlformats.org/drawingml/2006/main" noChangeAspect="1"/>
+            </wp:cNvGraphicFramePr>
+            <a:graphic xmlns:a="http://schemas.openxmlformats.org/drawingml/2006/main">
+              <a:graphicData uri="http://schemas.openxmlformats.org/drawingml/2006/picture">
+                <pic:pic xmlns:pic="http://schemas.openxmlformats.org/drawingml/2006/picture">
+                  <pic:nvPicPr>
+                    <pic:cNvPr id="456557951" name=""/>
+                    <pic:cNvPicPr/>
+                  </pic:nvPicPr>
+                  <pic:blipFill>
+                    <a:blip r:embed="rId28"/>
+                    <a:stretch>
+                      <a:fillRect/>
+                    </a:stretch>
+                  </pic:blipFill>
+                  <pic:spPr>
+                    <a:xfrm>
+                      <a:off x="0" y="0"/>
+                      <a:ext cx="7990986" cy="4130031"/>
+                    </a:xfrm>
+                    <a:prstGeom prst="rect">
+                      <a:avLst/>
+                    </a:prstGeom>
+                  </pic:spPr>
+                </pic:pic>
+              </a:graphicData>
+            </a:graphic>
+          </wp:inline>
+        </w:drawing>
+      </w:r>
+    </w:p>
+    <w:p>
+      <w:r>
+        <w:drawing>
+          <wp:inline distT="0" distB="0" distL="0" distR="0" wp14:anchorId="7266BCBC" wp14:editId="11B545E8">
+            <wp:extent cx="7975158" cy="2120348"/>
+            <wp:effectExtent l="0" t="0" r="6985" b="0"/>
+            <wp:docPr id="2064495884" name="Picture 1"/>
+            <wp:cNvGraphicFramePr>
+              <a:graphicFrameLocks xmlns:a="http://schemas.openxmlformats.org/drawingml/2006/main" noChangeAspect="1"/>
+            </wp:cNvGraphicFramePr>
+            <a:graphic xmlns:a="http://schemas.openxmlformats.org/drawingml/2006/main">
+              <a:graphicData uri="http://schemas.openxmlformats.org/drawingml/2006/picture">
+                <pic:pic xmlns:pic="http://schemas.openxmlformats.org/drawingml/2006/picture">
+                  <pic:nvPicPr>
+                    <pic:cNvPr id="2064495884" name=""/>
+                    <pic:cNvPicPr/>
+                  </pic:nvPicPr>
+                  <pic:blipFill>
+                    <a:blip r:embed="rId29"/>
+                    <a:stretch>
+                      <a:fillRect/>
+                    </a:stretch>
+                  </pic:blipFill>
+                  <pic:spPr>
+                    <a:xfrm>
+                      <a:off x="0" y="0"/>
+                      <a:ext cx="7988131" cy="2123797"/>
+                    </a:xfrm>
+                    <a:prstGeom prst="rect">
+                      <a:avLst/>
+                    </a:prstGeom>
+                  </pic:spPr>
+                </pic:pic>
+              </a:graphicData>
+            </a:graphic>
+          </wp:inline>
+        </w:drawing>
+      </w:r>
+    </w:p>
     <w:p/>
     <w:sectPr>
       <w:pgSz w:w="16838" w:h="11906" w:orient="landscape"/>

--- a/14_ACP01/ACP01 - Module 4 - Cloud Technology & Services/ACP01 - Module 4.9 - Storage.docx
+++ b/14_ACP01/ACP01 - Module 4 - Cloud Technology & Services/ACP01 - Module 4.9 - Storage.docx
@@ -444,6 +444,9 @@
     <w:p/>
     <w:p>
       <w:r>
+        <w:rPr>
+          <w:noProof/>
+        </w:rPr>
         <w:lastRenderedPageBreak/>
         <w:drawing>
           <wp:inline distT="0" distB="0" distL="0" distR="0" wp14:anchorId="299B6CBE" wp14:editId="16B7DE63">
@@ -484,6 +487,9 @@
     </w:p>
     <w:p>
       <w:r>
+        <w:rPr>
+          <w:noProof/>
+        </w:rPr>
         <w:lastRenderedPageBreak/>
         <w:drawing>
           <wp:inline distT="0" distB="0" distL="0" distR="0" wp14:anchorId="627EF827" wp14:editId="17436F45">
@@ -524,6 +530,9 @@
     </w:p>
     <w:p>
       <w:r>
+        <w:rPr>
+          <w:noProof/>
+        </w:rPr>
         <w:lastRenderedPageBreak/>
         <w:drawing>
           <wp:inline distT="0" distB="0" distL="0" distR="0" wp14:anchorId="0A095722" wp14:editId="2E0FEF7D">
@@ -564,6 +573,9 @@
     </w:p>
     <w:p>
       <w:r>
+        <w:rPr>
+          <w:noProof/>
+        </w:rPr>
         <w:lastRenderedPageBreak/>
         <w:drawing>
           <wp:inline distT="0" distB="0" distL="0" distR="0" wp14:anchorId="751A2AED" wp14:editId="270C1417">
@@ -604,6 +616,9 @@
     </w:p>
     <w:p>
       <w:r>
+        <w:rPr>
+          <w:noProof/>
+        </w:rPr>
         <w:lastRenderedPageBreak/>
         <w:drawing>
           <wp:inline distT="0" distB="0" distL="0" distR="0" wp14:anchorId="5DC8F3EB" wp14:editId="1A971E8B">
@@ -644,6 +659,9 @@
     </w:p>
     <w:p>
       <w:r>
+        <w:rPr>
+          <w:noProof/>
+        </w:rPr>
         <w:lastRenderedPageBreak/>
         <w:drawing>
           <wp:inline distT="0" distB="0" distL="0" distR="0" wp14:anchorId="2221F7A5" wp14:editId="19A158CB">
@@ -684,6 +702,9 @@
     </w:p>
     <w:p>
       <w:r>
+        <w:rPr>
+          <w:noProof/>
+        </w:rPr>
         <w:lastRenderedPageBreak/>
         <w:drawing>
           <wp:inline distT="0" distB="0" distL="0" distR="0" wp14:anchorId="50DA0C93" wp14:editId="4FF6DB9A">
@@ -729,6 +750,9 @@
     <w:p/>
     <w:p>
       <w:r>
+        <w:rPr>
+          <w:noProof/>
+        </w:rPr>
         <w:lastRenderedPageBreak/>
         <w:drawing>
           <wp:inline distT="0" distB="0" distL="0" distR="0" wp14:anchorId="64F60C0B" wp14:editId="4E38FD54">
@@ -769,6 +793,9 @@
     </w:p>
     <w:p>
       <w:r>
+        <w:rPr>
+          <w:noProof/>
+        </w:rPr>
         <w:drawing>
           <wp:inline distT="0" distB="0" distL="0" distR="0" wp14:anchorId="7D3FBA5D" wp14:editId="4A1BAEC5">
             <wp:extent cx="8582660" cy="4868099"/>
@@ -810,6 +837,9 @@
     <w:p/>
     <w:p>
       <w:r>
+        <w:rPr>
+          <w:noProof/>
+        </w:rPr>
         <w:lastRenderedPageBreak/>
         <w:drawing>
           <wp:inline distT="0" distB="0" distL="0" distR="0" wp14:anchorId="451DB0B2" wp14:editId="2F913652">
@@ -850,6 +880,9 @@
     </w:p>
     <w:p>
       <w:r>
+        <w:rPr>
+          <w:noProof/>
+        </w:rPr>
         <w:lastRenderedPageBreak/>
         <w:drawing>
           <wp:inline distT="0" distB="0" distL="0" distR="0" wp14:anchorId="20A2E2DC" wp14:editId="1020797D">
@@ -890,6 +923,9 @@
     </w:p>
     <w:p>
       <w:r>
+        <w:rPr>
+          <w:noProof/>
+        </w:rPr>
         <w:lastRenderedPageBreak/>
         <w:drawing>
           <wp:inline distT="0" distB="0" distL="0" distR="0" wp14:anchorId="3E6ABFFE" wp14:editId="099568C4">
@@ -930,6 +966,9 @@
     </w:p>
     <w:p>
       <w:r>
+        <w:rPr>
+          <w:noProof/>
+        </w:rPr>
         <w:lastRenderedPageBreak/>
         <w:drawing>
           <wp:inline distT="0" distB="0" distL="0" distR="0" wp14:anchorId="4E81AD50" wp14:editId="1816E306">
@@ -970,6 +1009,9 @@
     </w:p>
     <w:p>
       <w:r>
+        <w:rPr>
+          <w:noProof/>
+        </w:rPr>
         <w:lastRenderedPageBreak/>
         <w:drawing>
           <wp:inline distT="0" distB="0" distL="0" distR="0" wp14:anchorId="7050BAEC" wp14:editId="2C632B12">
@@ -1010,6 +1052,9 @@
     </w:p>
     <w:p>
       <w:r>
+        <w:rPr>
+          <w:noProof/>
+        </w:rPr>
         <w:drawing>
           <wp:inline distT="0" distB="0" distL="0" distR="0" wp14:anchorId="7266BCBC" wp14:editId="11B545E8">
             <wp:extent cx="7975158" cy="2120348"/>
@@ -1035,6 +1080,326 @@
                     <a:xfrm>
                       <a:off x="0" y="0"/>
                       <a:ext cx="7988131" cy="2123797"/>
+                    </a:xfrm>
+                    <a:prstGeom prst="rect">
+                      <a:avLst/>
+                    </a:prstGeom>
+                  </pic:spPr>
+                </pic:pic>
+              </a:graphicData>
+            </a:graphic>
+          </wp:inline>
+        </w:drawing>
+      </w:r>
+    </w:p>
+    <w:p>
+      <w:r>
+        <w:lastRenderedPageBreak/>
+        <w:drawing>
+          <wp:inline distT="0" distB="0" distL="0" distR="0" wp14:anchorId="3C9E8543" wp14:editId="286B339B">
+            <wp:extent cx="6020640" cy="1657581"/>
+            <wp:effectExtent l="0" t="0" r="0" b="0"/>
+            <wp:docPr id="1928432423" name="Picture 1"/>
+            <wp:cNvGraphicFramePr>
+              <a:graphicFrameLocks xmlns:a="http://schemas.openxmlformats.org/drawingml/2006/main" noChangeAspect="1"/>
+            </wp:cNvGraphicFramePr>
+            <a:graphic xmlns:a="http://schemas.openxmlformats.org/drawingml/2006/main">
+              <a:graphicData uri="http://schemas.openxmlformats.org/drawingml/2006/picture">
+                <pic:pic xmlns:pic="http://schemas.openxmlformats.org/drawingml/2006/picture">
+                  <pic:nvPicPr>
+                    <pic:cNvPr id="1928432423" name=""/>
+                    <pic:cNvPicPr/>
+                  </pic:nvPicPr>
+                  <pic:blipFill>
+                    <a:blip r:embed="rId30"/>
+                    <a:stretch>
+                      <a:fillRect/>
+                    </a:stretch>
+                  </pic:blipFill>
+                  <pic:spPr>
+                    <a:xfrm>
+                      <a:off x="0" y="0"/>
+                      <a:ext cx="6020640" cy="1657581"/>
+                    </a:xfrm>
+                    <a:prstGeom prst="rect">
+                      <a:avLst/>
+                    </a:prstGeom>
+                  </pic:spPr>
+                </pic:pic>
+              </a:graphicData>
+            </a:graphic>
+          </wp:inline>
+        </w:drawing>
+      </w:r>
+    </w:p>
+    <w:p>
+      <w:r>
+        <w:lastRenderedPageBreak/>
+        <w:drawing>
+          <wp:inline distT="0" distB="0" distL="0" distR="0" wp14:anchorId="5DD3BF79" wp14:editId="630F77B5">
+            <wp:extent cx="8863330" cy="4928870"/>
+            <wp:effectExtent l="0" t="0" r="0" b="5080"/>
+            <wp:docPr id="1411063601" name="Picture 1"/>
+            <wp:cNvGraphicFramePr>
+              <a:graphicFrameLocks xmlns:a="http://schemas.openxmlformats.org/drawingml/2006/main" noChangeAspect="1"/>
+            </wp:cNvGraphicFramePr>
+            <a:graphic xmlns:a="http://schemas.openxmlformats.org/drawingml/2006/main">
+              <a:graphicData uri="http://schemas.openxmlformats.org/drawingml/2006/picture">
+                <pic:pic xmlns:pic="http://schemas.openxmlformats.org/drawingml/2006/picture">
+                  <pic:nvPicPr>
+                    <pic:cNvPr id="1411063601" name=""/>
+                    <pic:cNvPicPr/>
+                  </pic:nvPicPr>
+                  <pic:blipFill>
+                    <a:blip r:embed="rId31"/>
+                    <a:stretch>
+                      <a:fillRect/>
+                    </a:stretch>
+                  </pic:blipFill>
+                  <pic:spPr>
+                    <a:xfrm>
+                      <a:off x="0" y="0"/>
+                      <a:ext cx="8863330" cy="4928870"/>
+                    </a:xfrm>
+                    <a:prstGeom prst="rect">
+                      <a:avLst/>
+                    </a:prstGeom>
+                  </pic:spPr>
+                </pic:pic>
+              </a:graphicData>
+            </a:graphic>
+          </wp:inline>
+        </w:drawing>
+      </w:r>
+    </w:p>
+    <w:p>
+      <w:r>
+        <w:lastRenderedPageBreak/>
+        <w:drawing>
+          <wp:inline distT="0" distB="0" distL="0" distR="0" wp14:anchorId="2ED96CE7" wp14:editId="0E00937F">
+            <wp:extent cx="8863330" cy="4583430"/>
+            <wp:effectExtent l="0" t="0" r="0" b="7620"/>
+            <wp:docPr id="1542035428" name="Picture 1"/>
+            <wp:cNvGraphicFramePr>
+              <a:graphicFrameLocks xmlns:a="http://schemas.openxmlformats.org/drawingml/2006/main" noChangeAspect="1"/>
+            </wp:cNvGraphicFramePr>
+            <a:graphic xmlns:a="http://schemas.openxmlformats.org/drawingml/2006/main">
+              <a:graphicData uri="http://schemas.openxmlformats.org/drawingml/2006/picture">
+                <pic:pic xmlns:pic="http://schemas.openxmlformats.org/drawingml/2006/picture">
+                  <pic:nvPicPr>
+                    <pic:cNvPr id="1542035428" name=""/>
+                    <pic:cNvPicPr/>
+                  </pic:nvPicPr>
+                  <pic:blipFill>
+                    <a:blip r:embed="rId32"/>
+                    <a:stretch>
+                      <a:fillRect/>
+                    </a:stretch>
+                  </pic:blipFill>
+                  <pic:spPr>
+                    <a:xfrm>
+                      <a:off x="0" y="0"/>
+                      <a:ext cx="8863330" cy="4583430"/>
+                    </a:xfrm>
+                    <a:prstGeom prst="rect">
+                      <a:avLst/>
+                    </a:prstGeom>
+                  </pic:spPr>
+                </pic:pic>
+              </a:graphicData>
+            </a:graphic>
+          </wp:inline>
+        </w:drawing>
+      </w:r>
+    </w:p>
+    <w:p>
+      <w:r>
+        <w:lastRenderedPageBreak/>
+        <w:drawing>
+          <wp:inline distT="0" distB="0" distL="0" distR="0" wp14:anchorId="0A322D6A" wp14:editId="569E89A1">
+            <wp:extent cx="8863330" cy="4774565"/>
+            <wp:effectExtent l="0" t="0" r="0" b="6985"/>
+            <wp:docPr id="1547956262" name="Picture 1"/>
+            <wp:cNvGraphicFramePr>
+              <a:graphicFrameLocks xmlns:a="http://schemas.openxmlformats.org/drawingml/2006/main" noChangeAspect="1"/>
+            </wp:cNvGraphicFramePr>
+            <a:graphic xmlns:a="http://schemas.openxmlformats.org/drawingml/2006/main">
+              <a:graphicData uri="http://schemas.openxmlformats.org/drawingml/2006/picture">
+                <pic:pic xmlns:pic="http://schemas.openxmlformats.org/drawingml/2006/picture">
+                  <pic:nvPicPr>
+                    <pic:cNvPr id="1547956262" name=""/>
+                    <pic:cNvPicPr/>
+                  </pic:nvPicPr>
+                  <pic:blipFill>
+                    <a:blip r:embed="rId33"/>
+                    <a:stretch>
+                      <a:fillRect/>
+                    </a:stretch>
+                  </pic:blipFill>
+                  <pic:spPr>
+                    <a:xfrm>
+                      <a:off x="0" y="0"/>
+                      <a:ext cx="8863330" cy="4774565"/>
+                    </a:xfrm>
+                    <a:prstGeom prst="rect">
+                      <a:avLst/>
+                    </a:prstGeom>
+                  </pic:spPr>
+                </pic:pic>
+              </a:graphicData>
+            </a:graphic>
+          </wp:inline>
+        </w:drawing>
+      </w:r>
+    </w:p>
+    <w:p>
+      <w:r>
+        <w:lastRenderedPageBreak/>
+        <w:drawing>
+          <wp:inline distT="0" distB="0" distL="0" distR="0" wp14:anchorId="4A570459" wp14:editId="700A2796">
+            <wp:extent cx="8863330" cy="4759325"/>
+            <wp:effectExtent l="0" t="0" r="0" b="3175"/>
+            <wp:docPr id="839863471" name="Picture 1"/>
+            <wp:cNvGraphicFramePr>
+              <a:graphicFrameLocks xmlns:a="http://schemas.openxmlformats.org/drawingml/2006/main" noChangeAspect="1"/>
+            </wp:cNvGraphicFramePr>
+            <a:graphic xmlns:a="http://schemas.openxmlformats.org/drawingml/2006/main">
+              <a:graphicData uri="http://schemas.openxmlformats.org/drawingml/2006/picture">
+                <pic:pic xmlns:pic="http://schemas.openxmlformats.org/drawingml/2006/picture">
+                  <pic:nvPicPr>
+                    <pic:cNvPr id="839863471" name=""/>
+                    <pic:cNvPicPr/>
+                  </pic:nvPicPr>
+                  <pic:blipFill>
+                    <a:blip r:embed="rId34"/>
+                    <a:stretch>
+                      <a:fillRect/>
+                    </a:stretch>
+                  </pic:blipFill>
+                  <pic:spPr>
+                    <a:xfrm>
+                      <a:off x="0" y="0"/>
+                      <a:ext cx="8863330" cy="4759325"/>
+                    </a:xfrm>
+                    <a:prstGeom prst="rect">
+                      <a:avLst/>
+                    </a:prstGeom>
+                  </pic:spPr>
+                </pic:pic>
+              </a:graphicData>
+            </a:graphic>
+          </wp:inline>
+        </w:drawing>
+      </w:r>
+    </w:p>
+    <w:p>
+      <w:r>
+        <w:lastRenderedPageBreak/>
+        <w:drawing>
+          <wp:inline distT="0" distB="0" distL="0" distR="0" wp14:anchorId="5B3F8EE3" wp14:editId="679B7190">
+            <wp:extent cx="8863330" cy="4507865"/>
+            <wp:effectExtent l="0" t="0" r="0" b="6985"/>
+            <wp:docPr id="1445301368" name="Picture 1"/>
+            <wp:cNvGraphicFramePr>
+              <a:graphicFrameLocks xmlns:a="http://schemas.openxmlformats.org/drawingml/2006/main" noChangeAspect="1"/>
+            </wp:cNvGraphicFramePr>
+            <a:graphic xmlns:a="http://schemas.openxmlformats.org/drawingml/2006/main">
+              <a:graphicData uri="http://schemas.openxmlformats.org/drawingml/2006/picture">
+                <pic:pic xmlns:pic="http://schemas.openxmlformats.org/drawingml/2006/picture">
+                  <pic:nvPicPr>
+                    <pic:cNvPr id="1445301368" name=""/>
+                    <pic:cNvPicPr/>
+                  </pic:nvPicPr>
+                  <pic:blipFill>
+                    <a:blip r:embed="rId35"/>
+                    <a:stretch>
+                      <a:fillRect/>
+                    </a:stretch>
+                  </pic:blipFill>
+                  <pic:spPr>
+                    <a:xfrm>
+                      <a:off x="0" y="0"/>
+                      <a:ext cx="8863330" cy="4507865"/>
+                    </a:xfrm>
+                    <a:prstGeom prst="rect">
+                      <a:avLst/>
+                    </a:prstGeom>
+                  </pic:spPr>
+                </pic:pic>
+              </a:graphicData>
+            </a:graphic>
+          </wp:inline>
+        </w:drawing>
+      </w:r>
+    </w:p>
+    <w:p>
+      <w:r>
+        <w:lastRenderedPageBreak/>
+        <w:drawing>
+          <wp:inline distT="0" distB="0" distL="0" distR="0" wp14:anchorId="44B012AC" wp14:editId="5B84B75D">
+            <wp:extent cx="8863330" cy="3489960"/>
+            <wp:effectExtent l="0" t="0" r="0" b="0"/>
+            <wp:docPr id="935006311" name="Picture 1"/>
+            <wp:cNvGraphicFramePr>
+              <a:graphicFrameLocks xmlns:a="http://schemas.openxmlformats.org/drawingml/2006/main" noChangeAspect="1"/>
+            </wp:cNvGraphicFramePr>
+            <a:graphic xmlns:a="http://schemas.openxmlformats.org/drawingml/2006/main">
+              <a:graphicData uri="http://schemas.openxmlformats.org/drawingml/2006/picture">
+                <pic:pic xmlns:pic="http://schemas.openxmlformats.org/drawingml/2006/picture">
+                  <pic:nvPicPr>
+                    <pic:cNvPr id="935006311" name=""/>
+                    <pic:cNvPicPr/>
+                  </pic:nvPicPr>
+                  <pic:blipFill>
+                    <a:blip r:embed="rId36"/>
+                    <a:stretch>
+                      <a:fillRect/>
+                    </a:stretch>
+                  </pic:blipFill>
+                  <pic:spPr>
+                    <a:xfrm>
+                      <a:off x="0" y="0"/>
+                      <a:ext cx="8863330" cy="3489960"/>
+                    </a:xfrm>
+                    <a:prstGeom prst="rect">
+                      <a:avLst/>
+                    </a:prstGeom>
+                  </pic:spPr>
+                </pic:pic>
+              </a:graphicData>
+            </a:graphic>
+          </wp:inline>
+        </w:drawing>
+      </w:r>
+    </w:p>
+    <w:p>
+      <w:r>
+        <w:lastRenderedPageBreak/>
+        <w:drawing>
+          <wp:inline distT="0" distB="0" distL="0" distR="0" wp14:anchorId="3572F8E3" wp14:editId="112DD695">
+            <wp:extent cx="8863330" cy="3526790"/>
+            <wp:effectExtent l="0" t="0" r="0" b="0"/>
+            <wp:docPr id="2027068285" name="Picture 1"/>
+            <wp:cNvGraphicFramePr>
+              <a:graphicFrameLocks xmlns:a="http://schemas.openxmlformats.org/drawingml/2006/main" noChangeAspect="1"/>
+            </wp:cNvGraphicFramePr>
+            <a:graphic xmlns:a="http://schemas.openxmlformats.org/drawingml/2006/main">
+              <a:graphicData uri="http://schemas.openxmlformats.org/drawingml/2006/picture">
+                <pic:pic xmlns:pic="http://schemas.openxmlformats.org/drawingml/2006/picture">
+                  <pic:nvPicPr>
+                    <pic:cNvPr id="2027068285" name=""/>
+                    <pic:cNvPicPr/>
+                  </pic:nvPicPr>
+                  <pic:blipFill>
+                    <a:blip r:embed="rId37"/>
+                    <a:stretch>
+                      <a:fillRect/>
+                    </a:stretch>
+                  </pic:blipFill>
+                  <pic:spPr>
+                    <a:xfrm>
+                      <a:off x="0" y="0"/>
+                      <a:ext cx="8863330" cy="3526790"/>
                     </a:xfrm>
                     <a:prstGeom prst="rect">
                       <a:avLst/>
